--- a/04_QA_Review/Rejected/Milestone_2_First_Dozen_Views/SH_M2_Team2_Candidate_Search_v02.docx
+++ b/04_QA_Review/Rejected/Milestone_2_First_Dozen_Views/SH_M2_Team2_Candidate_Search_v02.docx
@@ -420,16 +420,15 @@
           <w:rFonts w:ascii="Arial" w:eastAsia="Times New Roman" w:hAnsi="Arial" w:cs="Arial"/>
           <w:i/>
           <w:iCs/>
-          <w:noProof/>
           <w:sz w:val="20"/>
           <w:szCs w:val="20"/>
           <w:lang w:eastAsia="en-US"/>
         </w:rPr>
         <w:drawing>
-          <wp:inline distT="0" distB="0" distL="0" distR="0" wp14:anchorId="701A492A" wp14:editId="7F449F15">
-            <wp:extent cx="4054033" cy="5405377"/>
-            <wp:effectExtent l="0" t="0" r="3810" b="5080"/>
-            <wp:docPr id="1497765054" name="Picture 4" descr="Lorem Ipsum&#10;&#10;AI-generated content may be incorrect."/>
+          <wp:inline distT="0" distB="0" distL="0" distR="0" wp14:anchorId="44B1DA52" wp14:editId="3B9DCB72">
+            <wp:extent cx="4114800" cy="5486400"/>
+            <wp:effectExtent l="0" t="0" r="0" b="0"/>
+            <wp:docPr id="1313470627" name="Picture 2" descr="Lorem Ipsum&#10;&#10;AI-generated content may be incorrect."/>
             <wp:cNvGraphicFramePr>
               <a:graphicFrameLocks xmlns:a="http://schemas.openxmlformats.org/drawingml/2006/main" noChangeAspect="1"/>
             </wp:cNvGraphicFramePr>
@@ -437,7 +436,7 @@
               <a:graphicData uri="http://schemas.openxmlformats.org/drawingml/2006/picture">
                 <pic:pic xmlns:pic="http://schemas.openxmlformats.org/drawingml/2006/picture">
                   <pic:nvPicPr>
-                    <pic:cNvPr id="1497765054" name="Picture 4" descr="Lorem Ipsum&#10;&#10;AI-generated content may be incorrect."/>
+                    <pic:cNvPr id="1313470627" name="Picture 2" descr="Lorem Ipsum&#10;&#10;AI-generated content may be incorrect."/>
                     <pic:cNvPicPr>
                       <a:picLocks noChangeAspect="1" noChangeArrowheads="1"/>
                     </pic:cNvPicPr>
@@ -458,7 +457,7 @@
                   <pic:spPr bwMode="auto">
                     <a:xfrm>
                       <a:off x="0" y="0"/>
-                      <a:ext cx="4057838" cy="5410451"/>
+                      <a:ext cx="4114800" cy="5486400"/>
                     </a:xfrm>
                     <a:prstGeom prst="rect">
                       <a:avLst/>
@@ -699,6 +698,19 @@
     <w:p>
       <w:pPr>
         <w:spacing w:line="240" w:lineRule="auto"/>
+        <w:rPr>
+          <w:rFonts w:ascii="Arial" w:eastAsia="Times New Roman" w:hAnsi="Arial" w:cs="Arial"/>
+          <w:i/>
+          <w:iCs/>
+          <w:sz w:val="20"/>
+          <w:szCs w:val="20"/>
+          <w:lang w:eastAsia="en-US"/>
+        </w:rPr>
+      </w:pPr>
+    </w:p>
+    <w:p>
+      <w:pPr>
+        <w:spacing w:line="240" w:lineRule="auto"/>
         <w:outlineLvl w:val="1"/>
         <w:rPr>
           <w:rFonts w:ascii="Arial" w:eastAsia="Times New Roman" w:hAnsi="Arial" w:cs="Arial"/>
@@ -714,7 +726,6 @@
           <w:bCs/>
           <w:lang w:eastAsia="en-US"/>
         </w:rPr>
-        <w:lastRenderedPageBreak/>
         <w:t>Design Information</w:t>
       </w:r>
     </w:p>
@@ -827,18 +838,14 @@
                 <w:rFonts w:ascii="Arial" w:eastAsia="Times New Roman" w:hAnsi="Arial" w:cs="Arial"/>
                 <w:b w:val="0"/>
                 <w:bCs w:val="0"/>
-                <w:i/>
-                <w:iCs/>
-                <w:sz w:val="22"/>
-                <w:szCs w:val="22"/>
-                <w:lang w:eastAsia="en-US"/>
-              </w:rPr>
-            </w:pPr>
-            <w:r>
-              <w:rPr>
-                <w:rFonts w:ascii="Arial" w:eastAsia="Times New Roman" w:hAnsi="Arial" w:cs="Arial"/>
-                <w:i/>
-                <w:iCs/>
+                <w:sz w:val="22"/>
+                <w:szCs w:val="22"/>
+                <w:lang w:eastAsia="en-US"/>
+              </w:rPr>
+            </w:pPr>
+            <w:r>
+              <w:rPr>
+                <w:rFonts w:ascii="Arial" w:eastAsia="Times New Roman" w:hAnsi="Arial" w:cs="Arial"/>
                 <w:sz w:val="22"/>
                 <w:szCs w:val="22"/>
                 <w:lang w:eastAsia="en-US"/>
@@ -857,18 +864,14 @@
               <w:cnfStyle w:val="000000100000" w:firstRow="0" w:lastRow="0" w:firstColumn="0" w:lastColumn="0" w:oddVBand="0" w:evenVBand="0" w:oddHBand="1" w:evenHBand="0" w:firstRowFirstColumn="0" w:firstRowLastColumn="0" w:lastRowFirstColumn="0" w:lastRowLastColumn="0"/>
               <w:rPr>
                 <w:rFonts w:ascii="Arial" w:eastAsia="Times New Roman" w:hAnsi="Arial" w:cs="Arial"/>
-                <w:i/>
-                <w:iCs/>
-                <w:sz w:val="22"/>
-                <w:szCs w:val="22"/>
-                <w:lang w:eastAsia="en-US"/>
-              </w:rPr>
-            </w:pPr>
-            <w:r>
-              <w:rPr>
-                <w:rFonts w:ascii="Arial" w:eastAsia="Times New Roman" w:hAnsi="Arial" w:cs="Arial"/>
-                <w:i/>
-                <w:iCs/>
+                <w:sz w:val="22"/>
+                <w:szCs w:val="22"/>
+                <w:lang w:eastAsia="en-US"/>
+              </w:rPr>
+            </w:pPr>
+            <w:r>
+              <w:rPr>
+                <w:rFonts w:ascii="Arial" w:eastAsia="Times New Roman" w:hAnsi="Arial" w:cs="Arial"/>
                 <w:sz w:val="22"/>
                 <w:szCs w:val="22"/>
                 <w:lang w:eastAsia="en-US"/>
@@ -894,18 +897,14 @@
                 <w:rFonts w:ascii="Arial" w:eastAsia="Times New Roman" w:hAnsi="Arial" w:cs="Arial"/>
                 <w:b w:val="0"/>
                 <w:bCs w:val="0"/>
-                <w:i/>
-                <w:iCs/>
-                <w:sz w:val="22"/>
-                <w:szCs w:val="22"/>
-                <w:lang w:eastAsia="en-US"/>
-              </w:rPr>
-            </w:pPr>
-            <w:r>
-              <w:rPr>
-                <w:rFonts w:ascii="Arial" w:eastAsia="Times New Roman" w:hAnsi="Arial" w:cs="Arial"/>
-                <w:i/>
-                <w:iCs/>
+                <w:sz w:val="22"/>
+                <w:szCs w:val="22"/>
+                <w:lang w:eastAsia="en-US"/>
+              </w:rPr>
+            </w:pPr>
+            <w:r>
+              <w:rPr>
+                <w:rFonts w:ascii="Arial" w:eastAsia="Times New Roman" w:hAnsi="Arial" w:cs="Arial"/>
                 <w:sz w:val="22"/>
                 <w:szCs w:val="22"/>
                 <w:lang w:eastAsia="en-US"/>
@@ -924,18 +923,14 @@
               <w:cnfStyle w:val="000000000000" w:firstRow="0" w:lastRow="0" w:firstColumn="0" w:lastColumn="0" w:oddVBand="0" w:evenVBand="0" w:oddHBand="0" w:evenHBand="0" w:firstRowFirstColumn="0" w:firstRowLastColumn="0" w:lastRowFirstColumn="0" w:lastRowLastColumn="0"/>
               <w:rPr>
                 <w:rFonts w:ascii="Arial" w:eastAsia="Times New Roman" w:hAnsi="Arial" w:cs="Arial"/>
-                <w:i/>
-                <w:iCs/>
-                <w:sz w:val="22"/>
-                <w:szCs w:val="22"/>
-                <w:lang w:eastAsia="en-US"/>
-              </w:rPr>
-            </w:pPr>
-            <w:r>
-              <w:rPr>
-                <w:rFonts w:ascii="Arial" w:eastAsia="Times New Roman" w:hAnsi="Arial" w:cs="Arial"/>
-                <w:i/>
-                <w:iCs/>
+                <w:sz w:val="22"/>
+                <w:szCs w:val="22"/>
+                <w:lang w:eastAsia="en-US"/>
+              </w:rPr>
+            </w:pPr>
+            <w:r>
+              <w:rPr>
+                <w:rFonts w:ascii="Arial" w:eastAsia="Times New Roman" w:hAnsi="Arial" w:cs="Arial"/>
                 <w:sz w:val="22"/>
                 <w:szCs w:val="22"/>
                 <w:lang w:eastAsia="en-US"/>
@@ -962,18 +957,14 @@
                 <w:rFonts w:ascii="Arial" w:eastAsia="Times New Roman" w:hAnsi="Arial" w:cs="Arial"/>
                 <w:b w:val="0"/>
                 <w:bCs w:val="0"/>
-                <w:i/>
-                <w:iCs/>
-                <w:sz w:val="22"/>
-                <w:szCs w:val="22"/>
-                <w:lang w:eastAsia="en-US"/>
-              </w:rPr>
-            </w:pPr>
-            <w:r>
-              <w:rPr>
-                <w:rFonts w:ascii="Arial" w:eastAsia="Times New Roman" w:hAnsi="Arial" w:cs="Arial"/>
-                <w:i/>
-                <w:iCs/>
+                <w:sz w:val="22"/>
+                <w:szCs w:val="22"/>
+                <w:lang w:eastAsia="en-US"/>
+              </w:rPr>
+            </w:pPr>
+            <w:r>
+              <w:rPr>
+                <w:rFonts w:ascii="Arial" w:eastAsia="Times New Roman" w:hAnsi="Arial" w:cs="Arial"/>
                 <w:sz w:val="22"/>
                 <w:szCs w:val="22"/>
                 <w:lang w:eastAsia="en-US"/>
@@ -992,18 +983,14 @@
               <w:cnfStyle w:val="000000100000" w:firstRow="0" w:lastRow="0" w:firstColumn="0" w:lastColumn="0" w:oddVBand="0" w:evenVBand="0" w:oddHBand="1" w:evenHBand="0" w:firstRowFirstColumn="0" w:firstRowLastColumn="0" w:lastRowFirstColumn="0" w:lastRowLastColumn="0"/>
               <w:rPr>
                 <w:rFonts w:ascii="Arial" w:eastAsia="Times New Roman" w:hAnsi="Arial" w:cs="Arial"/>
-                <w:i/>
-                <w:iCs/>
-                <w:sz w:val="22"/>
-                <w:szCs w:val="22"/>
-                <w:lang w:eastAsia="en-US"/>
-              </w:rPr>
-            </w:pPr>
-            <w:r>
-              <w:rPr>
-                <w:rFonts w:ascii="Arial" w:eastAsia="Times New Roman" w:hAnsi="Arial" w:cs="Arial"/>
-                <w:i/>
-                <w:iCs/>
+                <w:sz w:val="22"/>
+                <w:szCs w:val="22"/>
+                <w:lang w:eastAsia="en-US"/>
+              </w:rPr>
+            </w:pPr>
+            <w:r>
+              <w:rPr>
+                <w:rFonts w:ascii="Arial" w:eastAsia="Times New Roman" w:hAnsi="Arial" w:cs="Arial"/>
                 <w:sz w:val="22"/>
                 <w:szCs w:val="22"/>
                 <w:lang w:eastAsia="en-US"/>
@@ -1029,18 +1016,14 @@
                 <w:rFonts w:ascii="Arial" w:eastAsia="Times New Roman" w:hAnsi="Arial" w:cs="Arial"/>
                 <w:b w:val="0"/>
                 <w:bCs w:val="0"/>
-                <w:i/>
-                <w:iCs/>
-                <w:sz w:val="22"/>
-                <w:szCs w:val="22"/>
-                <w:lang w:eastAsia="en-US"/>
-              </w:rPr>
-            </w:pPr>
-            <w:r>
-              <w:rPr>
-                <w:rFonts w:ascii="Arial" w:eastAsia="Times New Roman" w:hAnsi="Arial" w:cs="Arial"/>
-                <w:i/>
-                <w:iCs/>
+                <w:sz w:val="22"/>
+                <w:szCs w:val="22"/>
+                <w:lang w:eastAsia="en-US"/>
+              </w:rPr>
+            </w:pPr>
+            <w:r>
+              <w:rPr>
+                <w:rFonts w:ascii="Arial" w:eastAsia="Times New Roman" w:hAnsi="Arial" w:cs="Arial"/>
                 <w:sz w:val="22"/>
                 <w:szCs w:val="22"/>
                 <w:lang w:eastAsia="en-US"/>
@@ -1059,18 +1042,14 @@
               <w:cnfStyle w:val="000000000000" w:firstRow="0" w:lastRow="0" w:firstColumn="0" w:lastColumn="0" w:oddVBand="0" w:evenVBand="0" w:oddHBand="0" w:evenHBand="0" w:firstRowFirstColumn="0" w:firstRowLastColumn="0" w:lastRowFirstColumn="0" w:lastRowLastColumn="0"/>
               <w:rPr>
                 <w:rFonts w:ascii="Arial" w:eastAsia="Times New Roman" w:hAnsi="Arial" w:cs="Arial"/>
-                <w:i/>
-                <w:iCs/>
-                <w:sz w:val="22"/>
-                <w:szCs w:val="22"/>
-                <w:lang w:eastAsia="en-US"/>
-              </w:rPr>
-            </w:pPr>
-            <w:r>
-              <w:rPr>
-                <w:rFonts w:ascii="Arial" w:eastAsia="Times New Roman" w:hAnsi="Arial" w:cs="Arial"/>
-                <w:i/>
-                <w:iCs/>
+                <w:sz w:val="22"/>
+                <w:szCs w:val="22"/>
+                <w:lang w:eastAsia="en-US"/>
+              </w:rPr>
+            </w:pPr>
+            <w:r>
+              <w:rPr>
+                <w:rFonts w:ascii="Arial" w:eastAsia="Times New Roman" w:hAnsi="Arial" w:cs="Arial"/>
                 <w:sz w:val="22"/>
                 <w:szCs w:val="22"/>
                 <w:lang w:eastAsia="en-US"/>
@@ -1098,18 +1077,14 @@
                 <w:rFonts w:ascii="Arial" w:eastAsia="Times New Roman" w:hAnsi="Arial" w:cs="Arial"/>
                 <w:b w:val="0"/>
                 <w:bCs w:val="0"/>
-                <w:i/>
-                <w:iCs/>
-                <w:sz w:val="22"/>
-                <w:szCs w:val="22"/>
-                <w:lang w:eastAsia="en-US"/>
-              </w:rPr>
-            </w:pPr>
-            <w:r>
-              <w:rPr>
-                <w:rFonts w:ascii="Arial" w:eastAsia="Times New Roman" w:hAnsi="Arial" w:cs="Arial"/>
-                <w:i/>
-                <w:iCs/>
+                <w:sz w:val="22"/>
+                <w:szCs w:val="22"/>
+                <w:lang w:eastAsia="en-US"/>
+              </w:rPr>
+            </w:pPr>
+            <w:r>
+              <w:rPr>
+                <w:rFonts w:ascii="Arial" w:eastAsia="Times New Roman" w:hAnsi="Arial" w:cs="Arial"/>
                 <w:sz w:val="22"/>
                 <w:szCs w:val="22"/>
                 <w:lang w:eastAsia="en-US"/>
@@ -1161,8 +1136,6 @@
                 <w:rFonts w:ascii="Arial" w:eastAsia="Times New Roman" w:hAnsi="Arial" w:cs="Arial"/>
                 <w:b w:val="0"/>
                 <w:bCs w:val="0"/>
-                <w:i/>
-                <w:iCs/>
                 <w:sz w:val="22"/>
                 <w:szCs w:val="22"/>
                 <w:lang w:eastAsia="en-US"/>
@@ -1213,8 +1186,6 @@
                 <w:rFonts w:ascii="Arial" w:eastAsia="Times New Roman" w:hAnsi="Arial" w:cs="Arial"/>
                 <w:b w:val="0"/>
                 <w:bCs w:val="0"/>
-                <w:i/>
-                <w:iCs/>
                 <w:sz w:val="22"/>
                 <w:szCs w:val="22"/>
                 <w:lang w:eastAsia="en-US"/>
@@ -1264,8 +1235,6 @@
                 <w:rFonts w:ascii="Arial" w:eastAsia="Times New Roman" w:hAnsi="Arial" w:cs="Arial"/>
                 <w:b w:val="0"/>
                 <w:bCs w:val="0"/>
-                <w:i/>
-                <w:iCs/>
                 <w:sz w:val="22"/>
                 <w:szCs w:val="22"/>
                 <w:lang w:eastAsia="en-US"/>
@@ -1325,8 +1294,6 @@
                 <w:rFonts w:ascii="Arial" w:eastAsia="Times New Roman" w:hAnsi="Arial" w:cs="Arial"/>
                 <w:b w:val="0"/>
                 <w:bCs w:val="0"/>
-                <w:i/>
-                <w:iCs/>
                 <w:sz w:val="22"/>
                 <w:szCs w:val="22"/>
                 <w:lang w:eastAsia="en-US"/>
@@ -1376,8 +1343,6 @@
                 <w:rFonts w:ascii="Arial" w:eastAsia="Times New Roman" w:hAnsi="Arial" w:cs="Arial"/>
                 <w:b w:val="0"/>
                 <w:bCs w:val="0"/>
-                <w:i/>
-                <w:iCs/>
                 <w:sz w:val="22"/>
                 <w:szCs w:val="22"/>
                 <w:lang w:eastAsia="en-US"/>
@@ -1428,8 +1393,6 @@
                 <w:rFonts w:ascii="Arial" w:eastAsia="Times New Roman" w:hAnsi="Arial" w:cs="Arial"/>
                 <w:b w:val="0"/>
                 <w:bCs w:val="0"/>
-                <w:i/>
-                <w:iCs/>
                 <w:sz w:val="22"/>
                 <w:szCs w:val="22"/>
                 <w:lang w:eastAsia="en-US"/>
@@ -1479,8 +1442,6 @@
                 <w:rFonts w:ascii="Arial" w:eastAsia="Times New Roman" w:hAnsi="Arial" w:cs="Arial"/>
                 <w:b w:val="0"/>
                 <w:bCs w:val="0"/>
-                <w:i/>
-                <w:iCs/>
                 <w:sz w:val="22"/>
                 <w:szCs w:val="22"/>
                 <w:lang w:eastAsia="en-US"/>
@@ -1531,8 +1492,6 @@
                 <w:rFonts w:ascii="Arial" w:eastAsia="Times New Roman" w:hAnsi="Arial" w:cs="Arial"/>
                 <w:b w:val="0"/>
                 <w:bCs w:val="0"/>
-                <w:i/>
-                <w:iCs/>
                 <w:sz w:val="22"/>
                 <w:szCs w:val="22"/>
                 <w:lang w:eastAsia="en-US"/>
@@ -1582,8 +1541,6 @@
                 <w:rFonts w:ascii="Arial" w:eastAsia="Times New Roman" w:hAnsi="Arial" w:cs="Arial"/>
                 <w:b w:val="0"/>
                 <w:bCs w:val="0"/>
-                <w:i/>
-                <w:iCs/>
                 <w:sz w:val="22"/>
                 <w:szCs w:val="22"/>
                 <w:lang w:eastAsia="en-US"/>
@@ -1634,8 +1591,6 @@
                 <w:rFonts w:ascii="Arial" w:eastAsia="Times New Roman" w:hAnsi="Arial" w:cs="Arial"/>
                 <w:b w:val="0"/>
                 <w:bCs w:val="0"/>
-                <w:i/>
-                <w:iCs/>
                 <w:sz w:val="22"/>
                 <w:szCs w:val="22"/>
                 <w:lang w:eastAsia="en-US"/>
@@ -1682,18 +1637,14 @@
             <w:pPr>
               <w:rPr>
                 <w:rFonts w:ascii="Arial" w:eastAsia="Times New Roman" w:hAnsi="Arial" w:cs="Arial"/>
-                <w:i/>
-                <w:iCs/>
-                <w:sz w:val="22"/>
-                <w:szCs w:val="22"/>
-                <w:lang w:eastAsia="en-US"/>
-              </w:rPr>
-            </w:pPr>
-            <w:r>
-              <w:rPr>
-                <w:rFonts w:ascii="Arial" w:eastAsia="Times New Roman" w:hAnsi="Arial" w:cs="Arial"/>
-                <w:i/>
-                <w:iCs/>
+                <w:sz w:val="22"/>
+                <w:szCs w:val="22"/>
+                <w:lang w:eastAsia="en-US"/>
+              </w:rPr>
+            </w:pPr>
+            <w:r>
+              <w:rPr>
+                <w:rFonts w:ascii="Arial" w:eastAsia="Times New Roman" w:hAnsi="Arial" w:cs="Arial"/>
                 <w:sz w:val="22"/>
                 <w:szCs w:val="22"/>
                 <w:lang w:eastAsia="en-US"/>
@@ -1711,8 +1662,6 @@
               <w:cnfStyle w:val="000000000000" w:firstRow="0" w:lastRow="0" w:firstColumn="0" w:lastColumn="0" w:oddVBand="0" w:evenVBand="0" w:oddHBand="0" w:evenHBand="0" w:firstRowFirstColumn="0" w:firstRowLastColumn="0" w:lastRowFirstColumn="0" w:lastRowLastColumn="0"/>
               <w:rPr>
                 <w:rFonts w:ascii="Arial" w:eastAsia="Times New Roman" w:hAnsi="Arial" w:cs="Arial"/>
-                <w:i/>
-                <w:iCs/>
                 <w:sz w:val="22"/>
                 <w:szCs w:val="22"/>
                 <w:lang w:eastAsia="en-US"/>
@@ -1722,8 +1671,6 @@
             <w:r>
               <w:rPr>
                 <w:rFonts w:ascii="Arial" w:eastAsia="Times New Roman" w:hAnsi="Arial" w:cs="Arial"/>
-                <w:i/>
-                <w:iCs/>
                 <w:sz w:val="22"/>
                 <w:szCs w:val="22"/>
                 <w:lang w:eastAsia="en-US"/>
@@ -1734,8 +1681,6 @@
             <w:r>
               <w:rPr>
                 <w:rFonts w:ascii="Arial" w:eastAsia="Times New Roman" w:hAnsi="Arial" w:cs="Arial"/>
-                <w:i/>
-                <w:iCs/>
                 <w:sz w:val="22"/>
                 <w:szCs w:val="22"/>
                 <w:lang w:eastAsia="en-US"/>
@@ -1745,8 +1690,6 @@
             <w:r>
               <w:rPr>
                 <w:rFonts w:ascii="Arial" w:eastAsia="Times New Roman" w:hAnsi="Arial" w:cs="Arial"/>
-                <w:i/>
-                <w:iCs/>
                 <w:sz w:val="22"/>
                 <w:szCs w:val="22"/>
                 <w:lang w:eastAsia="en-US"/>
@@ -1757,8 +1700,6 @@
             <w:r>
               <w:rPr>
                 <w:rFonts w:ascii="Arial" w:eastAsia="Times New Roman" w:hAnsi="Arial" w:cs="Arial"/>
-                <w:i/>
-                <w:iCs/>
                 <w:sz w:val="22"/>
                 <w:szCs w:val="22"/>
                 <w:lang w:eastAsia="en-US"/>
@@ -1769,8 +1710,6 @@
             <w:r>
               <w:rPr>
                 <w:rFonts w:ascii="Arial" w:eastAsia="Times New Roman" w:hAnsi="Arial" w:cs="Arial"/>
-                <w:i/>
-                <w:iCs/>
                 <w:sz w:val="22"/>
                 <w:szCs w:val="22"/>
                 <w:lang w:eastAsia="en-US"/>
@@ -1780,8 +1719,6 @@
             <w:r>
               <w:rPr>
                 <w:rFonts w:ascii="Arial" w:eastAsia="Times New Roman" w:hAnsi="Arial" w:cs="Arial"/>
-                <w:i/>
-                <w:iCs/>
                 <w:sz w:val="22"/>
                 <w:szCs w:val="22"/>
                 <w:lang w:eastAsia="en-US"/>
@@ -1791,8 +1728,6 @@
             <w:r>
               <w:rPr>
                 <w:rFonts w:ascii="Arial" w:eastAsia="Times New Roman" w:hAnsi="Arial" w:cs="Arial"/>
-                <w:i/>
-                <w:iCs/>
                 <w:sz w:val="22"/>
                 <w:szCs w:val="22"/>
                 <w:lang w:eastAsia="en-US"/>
@@ -1816,18 +1751,14 @@
             <w:pPr>
               <w:rPr>
                 <w:rFonts w:ascii="Arial" w:eastAsia="Times New Roman" w:hAnsi="Arial" w:cs="Arial"/>
-                <w:i/>
-                <w:iCs/>
-                <w:sz w:val="22"/>
-                <w:szCs w:val="22"/>
-                <w:lang w:eastAsia="en-US"/>
-              </w:rPr>
-            </w:pPr>
-            <w:r>
-              <w:rPr>
-                <w:rFonts w:ascii="Arial" w:eastAsia="Times New Roman" w:hAnsi="Arial" w:cs="Arial"/>
-                <w:i/>
-                <w:iCs/>
+                <w:sz w:val="22"/>
+                <w:szCs w:val="22"/>
+                <w:lang w:eastAsia="en-US"/>
+              </w:rPr>
+            </w:pPr>
+            <w:r>
+              <w:rPr>
+                <w:rFonts w:ascii="Arial" w:eastAsia="Times New Roman" w:hAnsi="Arial" w:cs="Arial"/>
                 <w:sz w:val="22"/>
                 <w:szCs w:val="22"/>
                 <w:lang w:eastAsia="en-US"/>
@@ -1845,18 +1776,14 @@
               <w:cnfStyle w:val="000000100000" w:firstRow="0" w:lastRow="0" w:firstColumn="0" w:lastColumn="0" w:oddVBand="0" w:evenVBand="0" w:oddHBand="1" w:evenHBand="0" w:firstRowFirstColumn="0" w:firstRowLastColumn="0" w:lastRowFirstColumn="0" w:lastRowLastColumn="0"/>
               <w:rPr>
                 <w:rFonts w:ascii="Arial" w:eastAsia="Times New Roman" w:hAnsi="Arial" w:cs="Arial"/>
-                <w:i/>
-                <w:iCs/>
-                <w:sz w:val="22"/>
-                <w:szCs w:val="22"/>
-                <w:lang w:eastAsia="en-US"/>
-              </w:rPr>
-            </w:pPr>
-            <w:r>
-              <w:rPr>
-                <w:rFonts w:ascii="Arial" w:eastAsia="Times New Roman" w:hAnsi="Arial" w:cs="Arial"/>
-                <w:i/>
-                <w:iCs/>
+                <w:sz w:val="22"/>
+                <w:szCs w:val="22"/>
+                <w:lang w:eastAsia="en-US"/>
+              </w:rPr>
+            </w:pPr>
+            <w:r>
+              <w:rPr>
+                <w:rFonts w:ascii="Arial" w:eastAsia="Times New Roman" w:hAnsi="Arial" w:cs="Arial"/>
                 <w:sz w:val="22"/>
                 <w:szCs w:val="22"/>
                 <w:lang w:eastAsia="en-US"/>
@@ -1866,8 +1793,6 @@
             <w:r>
               <w:rPr>
                 <w:rFonts w:ascii="Arial" w:eastAsia="Times New Roman" w:hAnsi="Arial" w:cs="Arial"/>
-                <w:i/>
-                <w:iCs/>
                 <w:sz w:val="22"/>
                 <w:szCs w:val="22"/>
                 <w:lang w:eastAsia="en-US"/>
@@ -1877,8 +1802,6 @@
             <w:r>
               <w:rPr>
                 <w:rFonts w:ascii="Arial" w:eastAsia="Times New Roman" w:hAnsi="Arial" w:cs="Arial"/>
-                <w:i/>
-                <w:iCs/>
                 <w:sz w:val="22"/>
                 <w:szCs w:val="22"/>
                 <w:lang w:eastAsia="en-US"/>
@@ -1888,8 +1811,6 @@
             <w:r>
               <w:rPr>
                 <w:rFonts w:ascii="Arial" w:eastAsia="Times New Roman" w:hAnsi="Arial" w:cs="Arial"/>
-                <w:i/>
-                <w:iCs/>
                 <w:sz w:val="22"/>
                 <w:szCs w:val="22"/>
                 <w:lang w:eastAsia="en-US"/>
@@ -1915,18 +1836,14 @@
                 <w:rFonts w:ascii="Arial" w:eastAsia="Times New Roman" w:hAnsi="Arial" w:cs="Arial"/>
                 <w:b w:val="0"/>
                 <w:bCs w:val="0"/>
-                <w:i/>
-                <w:iCs/>
-                <w:sz w:val="22"/>
-                <w:szCs w:val="22"/>
-                <w:lang w:eastAsia="en-US"/>
-              </w:rPr>
-            </w:pPr>
-            <w:r>
-              <w:rPr>
-                <w:rFonts w:ascii="Arial" w:eastAsia="Times New Roman" w:hAnsi="Arial" w:cs="Arial"/>
-                <w:i/>
-                <w:iCs/>
+                <w:sz w:val="22"/>
+                <w:szCs w:val="22"/>
+                <w:lang w:eastAsia="en-US"/>
+              </w:rPr>
+            </w:pPr>
+            <w:r>
+              <w:rPr>
+                <w:rFonts w:ascii="Arial" w:eastAsia="Times New Roman" w:hAnsi="Arial" w:cs="Arial"/>
                 <w:sz w:val="22"/>
                 <w:szCs w:val="22"/>
                 <w:lang w:eastAsia="en-US"/>
@@ -1945,18 +1862,14 @@
               <w:cnfStyle w:val="000000000000" w:firstRow="0" w:lastRow="0" w:firstColumn="0" w:lastColumn="0" w:oddVBand="0" w:evenVBand="0" w:oddHBand="0" w:evenHBand="0" w:firstRowFirstColumn="0" w:firstRowLastColumn="0" w:lastRowFirstColumn="0" w:lastRowLastColumn="0"/>
               <w:rPr>
                 <w:rFonts w:ascii="Arial" w:eastAsia="Times New Roman" w:hAnsi="Arial" w:cs="Arial"/>
-                <w:i/>
-                <w:iCs/>
-                <w:sz w:val="22"/>
-                <w:szCs w:val="22"/>
-                <w:lang w:eastAsia="en-US"/>
-              </w:rPr>
-            </w:pPr>
-            <w:r>
-              <w:rPr>
-                <w:rFonts w:ascii="Arial" w:eastAsia="Times New Roman" w:hAnsi="Arial" w:cs="Arial"/>
-                <w:i/>
-                <w:iCs/>
+                <w:sz w:val="22"/>
+                <w:szCs w:val="22"/>
+                <w:lang w:eastAsia="en-US"/>
+              </w:rPr>
+            </w:pPr>
+            <w:r>
+              <w:rPr>
+                <w:rFonts w:ascii="Arial" w:eastAsia="Times New Roman" w:hAnsi="Arial" w:cs="Arial"/>
                 <w:sz w:val="22"/>
                 <w:szCs w:val="22"/>
                 <w:lang w:eastAsia="en-US"/>
@@ -1983,18 +1896,14 @@
                 <w:rFonts w:ascii="Arial" w:eastAsia="Times New Roman" w:hAnsi="Arial" w:cs="Arial"/>
                 <w:b w:val="0"/>
                 <w:bCs w:val="0"/>
-                <w:i/>
-                <w:iCs/>
-                <w:sz w:val="22"/>
-                <w:szCs w:val="22"/>
-                <w:lang w:eastAsia="en-US"/>
-              </w:rPr>
-            </w:pPr>
-            <w:r>
-              <w:rPr>
-                <w:rFonts w:ascii="Arial" w:eastAsia="Times New Roman" w:hAnsi="Arial" w:cs="Arial"/>
-                <w:i/>
-                <w:iCs/>
+                <w:sz w:val="22"/>
+                <w:szCs w:val="22"/>
+                <w:lang w:eastAsia="en-US"/>
+              </w:rPr>
+            </w:pPr>
+            <w:r>
+              <w:rPr>
+                <w:rFonts w:ascii="Arial" w:eastAsia="Times New Roman" w:hAnsi="Arial" w:cs="Arial"/>
                 <w:sz w:val="22"/>
                 <w:szCs w:val="22"/>
                 <w:lang w:eastAsia="en-US"/>
@@ -2013,18 +1922,14 @@
               <w:cnfStyle w:val="000000100000" w:firstRow="0" w:lastRow="0" w:firstColumn="0" w:lastColumn="0" w:oddVBand="0" w:evenVBand="0" w:oddHBand="1" w:evenHBand="0" w:firstRowFirstColumn="0" w:firstRowLastColumn="0" w:lastRowFirstColumn="0" w:lastRowLastColumn="0"/>
               <w:rPr>
                 <w:rFonts w:ascii="Arial" w:eastAsia="Times New Roman" w:hAnsi="Arial" w:cs="Arial"/>
-                <w:i/>
-                <w:iCs/>
-                <w:sz w:val="22"/>
-                <w:szCs w:val="22"/>
-                <w:lang w:eastAsia="en-US"/>
-              </w:rPr>
-            </w:pPr>
-            <w:r>
-              <w:rPr>
-                <w:rFonts w:ascii="Arial" w:eastAsia="Times New Roman" w:hAnsi="Arial" w:cs="Arial"/>
-                <w:i/>
-                <w:iCs/>
+                <w:sz w:val="22"/>
+                <w:szCs w:val="22"/>
+                <w:lang w:eastAsia="en-US"/>
+              </w:rPr>
+            </w:pPr>
+            <w:r>
+              <w:rPr>
+                <w:rFonts w:ascii="Arial" w:eastAsia="Times New Roman" w:hAnsi="Arial" w:cs="Arial"/>
                 <w:sz w:val="22"/>
                 <w:szCs w:val="22"/>
                 <w:lang w:eastAsia="en-US"/>
@@ -2719,7 +2624,6 @@
   <w:style w:type="character" w:default="1" w:styleId="DefaultParagraphFont">
     <w:name w:val="Default Paragraph Font"/>
     <w:uiPriority w:val="1"/>
-    <w:semiHidden/>
     <w:unhideWhenUsed/>
   </w:style>
   <w:style w:type="table" w:default="1" w:styleId="TableNormal">
@@ -3484,6 +3388,23 @@
 </file>
 
 <file path=customXml/item1.xml><?xml version="1.0" encoding="utf-8"?>
+<p:properties xmlns:p="http://schemas.microsoft.com/office/2006/metadata/properties" xmlns:xsi="http://www.w3.org/2001/XMLSchema-instance" xmlns:pc="http://schemas.microsoft.com/office/infopath/2007/PartnerControls">
+  <documentManagement>
+    <_activity xmlns="2a8f0010-67be-44a6-affd-5cabee5ef668" xsi:nil="true"/>
+  </documentManagement>
+</p:properties>
+</file>
+
+<file path=customXml/item2.xml><?xml version="1.0" encoding="utf-8"?>
+<?mso-contentType ?>
+<FormTemplates xmlns="http://schemas.microsoft.com/sharepoint/v3/contenttype/forms">
+  <Display>DocumentLibraryForm</Display>
+  <Edit>DocumentLibraryForm</Edit>
+  <New>DocumentLibraryForm</New>
+</FormTemplates>
+</file>
+
+<file path=customXml/item3.xml><?xml version="1.0" encoding="utf-8"?>
 <ct:contentTypeSchema xmlns:ct="http://schemas.microsoft.com/office/2006/metadata/contentType" xmlns:ma="http://schemas.microsoft.com/office/2006/metadata/properties/metaAttributes" ct:_="" ma:_="" ma:contentTypeName="Document" ma:contentTypeID="0x0101001B582C8F428EEE49B0CB32E1047171F4" ma:contentTypeVersion="17" ma:contentTypeDescription="Create a new document." ma:contentTypeScope="" ma:versionID="1233bd2795b456015324149a5876e3ef">
   <xsd:schema xmlns:xsd="http://www.w3.org/2001/XMLSchema" xmlns:xs="http://www.w3.org/2001/XMLSchema" xmlns:p="http://schemas.microsoft.com/office/2006/metadata/properties" xmlns:ns3="2a8f0010-67be-44a6-affd-5cabee5ef668" xmlns:ns4="7475c13c-1f09-4d44-a994-71dee7b92dcd" targetNamespace="http://schemas.microsoft.com/office/2006/metadata/properties" ma:root="true" ma:fieldsID="b7c9c7d46ac2abc6209ba0d053d4992d" ns3:_="" ns4:_="">
     <xsd:import namespace="2a8f0010-67be-44a6-affd-5cabee5ef668"/>
@@ -3730,24 +3651,25 @@
 </ct:contentTypeSchema>
 </file>
 
-<file path=customXml/item2.xml><?xml version="1.0" encoding="utf-8"?>
-<?mso-contentType ?>
-<FormTemplates xmlns="http://schemas.microsoft.com/sharepoint/v3/contenttype/forms">
-  <Display>DocumentLibraryForm</Display>
-  <Edit>DocumentLibraryForm</Edit>
-  <New>DocumentLibraryForm</New>
-</FormTemplates>
+<file path=customXml/itemProps1.xml><?xml version="1.0" encoding="utf-8"?>
+<ds:datastoreItem xmlns:ds="http://schemas.openxmlformats.org/officeDocument/2006/customXml" ds:itemID="{424BF864-0CC8-4351-92A5-FB8F7DEB71E4}">
+  <ds:schemaRefs>
+    <ds:schemaRef ds:uri="http://schemas.microsoft.com/office/2006/metadata/properties"/>
+    <ds:schemaRef ds:uri="http://schemas.microsoft.com/office/infopath/2007/PartnerControls"/>
+    <ds:schemaRef ds:uri="2a8f0010-67be-44a6-affd-5cabee5ef668"/>
+  </ds:schemaRefs>
+</ds:datastoreItem>
 </file>
 
-<file path=customXml/item3.xml><?xml version="1.0" encoding="utf-8"?>
-<p:properties xmlns:p="http://schemas.microsoft.com/office/2006/metadata/properties" xmlns:xsi="http://www.w3.org/2001/XMLSchema-instance" xmlns:pc="http://schemas.microsoft.com/office/infopath/2007/PartnerControls">
-  <documentManagement>
-    <_activity xmlns="2a8f0010-67be-44a6-affd-5cabee5ef668" xsi:nil="true"/>
-  </documentManagement>
-</p:properties>
+<file path=customXml/itemProps2.xml><?xml version="1.0" encoding="utf-8"?>
+<ds:datastoreItem xmlns:ds="http://schemas.openxmlformats.org/officeDocument/2006/customXml" ds:itemID="{B444B1F1-6E32-4697-AC1F-8EA9661995C6}">
+  <ds:schemaRefs>
+    <ds:schemaRef ds:uri="http://schemas.microsoft.com/sharepoint/v3/contenttype/forms"/>
+  </ds:schemaRefs>
+</ds:datastoreItem>
 </file>
 
-<file path=customXml/itemProps1.xml><?xml version="1.0" encoding="utf-8"?>
+<file path=customXml/itemProps3.xml><?xml version="1.0" encoding="utf-8"?>
 <ds:datastoreItem xmlns:ds="http://schemas.openxmlformats.org/officeDocument/2006/customXml" ds:itemID="{AF71A00B-5D4E-43E3-B46D-78A64FDAB767}">
   <ds:schemaRefs>
     <ds:schemaRef ds:uri="http://schemas.microsoft.com/office/2006/metadata/contentType"/>
@@ -3764,22 +3686,4 @@
     <ds:schemaRef ds:uri="http://schemas.microsoft.com/internal/obd"/>
   </ds:schemaRefs>
 </ds:datastoreItem>
-</file>
-
-<file path=customXml/itemProps2.xml><?xml version="1.0" encoding="utf-8"?>
-<ds:datastoreItem xmlns:ds="http://schemas.openxmlformats.org/officeDocument/2006/customXml" ds:itemID="{B444B1F1-6E32-4697-AC1F-8EA9661995C6}">
-  <ds:schemaRefs>
-    <ds:schemaRef ds:uri="http://schemas.microsoft.com/sharepoint/v3/contenttype/forms"/>
-  </ds:schemaRefs>
-</ds:datastoreItem>
-</file>
-
-<file path=customXml/itemProps3.xml><?xml version="1.0" encoding="utf-8"?>
-<ds:datastoreItem xmlns:ds="http://schemas.openxmlformats.org/officeDocument/2006/customXml" ds:itemID="{424BF864-0CC8-4351-92A5-FB8F7DEB71E4}">
-  <ds:schemaRefs>
-    <ds:schemaRef ds:uri="http://schemas.microsoft.com/office/2006/metadata/properties"/>
-    <ds:schemaRef ds:uri="http://schemas.microsoft.com/office/infopath/2007/PartnerControls"/>
-    <ds:schemaRef ds:uri="2a8f0010-67be-44a6-affd-5cabee5ef668"/>
-  </ds:schemaRefs>
-</ds:datastoreItem>
 </file>